--- a/policies/bahrain/downloads/Bahrain_source_register.docx
+++ b/policies/bahrain/downloads/Bahrain_source_register.docx
@@ -1389,7 +1389,18 @@
                 <w:sz w:val="19"/>
                 <w:szCs w:val="19"/>
               </w:rPr>
-              <w:t xml:space="preserve">translation</w:t>
+              <w:t xml:space="preserve">translation, </w:t>
+            </w:r>
+            <w:r>
+              <w:rPr>
+                <w:rFonts w:ascii="Calibri" w:cs="Calibri" w:eastAsia="Calibri" w:hAnsi="Calibri"/>
+                <w:b/>
+                <w:bCs/>
+                <w:color w:val="333A45"/>
+                <w:sz w:val="19"/>
+                <w:szCs w:val="19"/>
+              </w:rPr>
+              <w:t xml:space="preserve">cited articles verified against enacted Arabic 31 Aug 2026</w:t>
             </w:r>
           </w:p>
         </w:tc>
@@ -1559,7 +1570,18 @@
                 <w:sz w:val="19"/>
                 <w:szCs w:val="19"/>
               </w:rPr>
-              <w:t xml:space="preserve">translation</w:t>
+              <w:t xml:space="preserve">translation, </w:t>
+            </w:r>
+            <w:r>
+              <w:rPr>
+                <w:rFonts w:ascii="Calibri" w:cs="Calibri" w:eastAsia="Calibri" w:hAnsi="Calibri"/>
+                <w:b/>
+                <w:bCs/>
+                <w:color w:val="333A45"/>
+                <w:sz w:val="19"/>
+                <w:szCs w:val="19"/>
+              </w:rPr>
+              <w:t xml:space="preserve">cited articles verified against enacted Arabic 31 Aug 2026</w:t>
             </w:r>
           </w:p>
         </w:tc>
@@ -1727,7 +1749,18 @@
                 <w:sz w:val="19"/>
                 <w:szCs w:val="19"/>
               </w:rPr>
-              <w:t xml:space="preserve">translation</w:t>
+              <w:t xml:space="preserve">translation, </w:t>
+            </w:r>
+            <w:r>
+              <w:rPr>
+                <w:rFonts w:ascii="Calibri" w:cs="Calibri" w:eastAsia="Calibri" w:hAnsi="Calibri"/>
+                <w:b/>
+                <w:bCs/>
+                <w:color w:val="333A45"/>
+                <w:sz w:val="19"/>
+                <w:szCs w:val="19"/>
+              </w:rPr>
+              <w:t xml:space="preserve">cited articles verified against enacted Arabic 31 Aug 2026</w:t>
             </w:r>
           </w:p>
         </w:tc>
@@ -1897,7 +1930,18 @@
                 <w:sz w:val="19"/>
                 <w:szCs w:val="19"/>
               </w:rPr>
-              <w:t xml:space="preserve">translation</w:t>
+              <w:t xml:space="preserve">translation, </w:t>
+            </w:r>
+            <w:r>
+              <w:rPr>
+                <w:rFonts w:ascii="Calibri" w:cs="Calibri" w:eastAsia="Calibri" w:hAnsi="Calibri"/>
+                <w:b/>
+                <w:bCs/>
+                <w:color w:val="333A45"/>
+                <w:sz w:val="19"/>
+                <w:szCs w:val="19"/>
+              </w:rPr>
+              <w:t xml:space="preserve">cited articles verified against enacted Arabic 31 Aug 2026</w:t>
             </w:r>
           </w:p>
         </w:tc>
@@ -5345,6 +5389,114 @@
           <w:szCs w:val="21"/>
         </w:rPr>
         <w:t xml:space="preserve"> re-search Gazette issues 3592 and 3594 with the right vocabulary. The existing negative finding searched breach terms only (اختراق, انتهاك, اكتشاف), which is why it could not have found Orders 42 and 44-51 had they been there. Searching قرار رقم and البيانات الشخصية would close the question deliberately rather than by accident.</w:t>
+      </w:r>
+    </w:p>
+    <w:p>
+      <w:pPr>
+        <w:keepNext/>
+        <w:pBdr>
+          <w:bottom w:val="single" w:color="9DB9E8" w:sz="4" w:space="3"/>
+        </w:pBdr>
+        <w:spacing w:after="100" w:before="260"/>
+      </w:pPr>
+      <w:r>
+        <w:rPr>
+          <w:rFonts w:ascii="Calibri" w:cs="Calibri" w:eastAsia="Calibri" w:hAnsi="Calibri"/>
+          <w:b/>
+          <w:bCs/>
+          <w:color w:val="2E5AAC"/>
+          <w:sz w:val="26"/>
+          <w:szCs w:val="26"/>
+        </w:rPr>
+        <w:t xml:space="preserve">10. ADDENDUM 31 August 2026 - Arabic verification completed</w:t>
+      </w:r>
+    </w:p>
+    <w:p>
+      <w:pPr>
+        <w:spacing w:after="110"/>
+      </w:pPr>
+      <w:r>
+        <w:rPr>
+          <w:rFonts w:ascii="Calibri" w:cs="Calibri" w:eastAsia="Calibri" w:hAnsi="Calibri"/>
+          <w:color w:val="333A45"/>
+          <w:sz w:val="21"/>
+          <w:szCs w:val="21"/>
+        </w:rPr>
+        <w:t xml:space="preserve">The two items in section 9's "do these first" that gate publication are closed, together with the recommendation's larger aim:</w:t>
+      </w:r>
+    </w:p>
+    <w:p>
+      <w:pPr>
+        <w:pStyle w:val="ListParagraph"/>
+        <w:numPr>
+          <w:ilvl w:val="0"/>
+          <w:numId w:val="2"/>
+        </w:numPr>
+        <w:spacing w:after="70"/>
+      </w:pPr>
+      <w:r>
+        <w:rPr>
+          <w:rFonts w:ascii="Calibri" w:cs="Calibri" w:eastAsia="Calibri" w:hAnsi="Calibri"/>
+          <w:b/>
+          <w:bCs/>
+          <w:color w:val="333A45"/>
+          <w:sz w:val="21"/>
+          <w:szCs w:val="21"/>
+        </w:rPr>
+        <w:t xml:space="preserve">PDPL second extraction.</w:t>
+      </w:r>
+      <w:r>
+        <w:rPr>
+          <w:rFonts w:ascii="Calibri" w:cs="Calibri" w:eastAsia="Calibri" w:hAnsi="Calibri"/>
+          <w:color w:val="333A45"/>
+          <w:sz w:val="21"/>
+          <w:szCs w:val="21"/>
+        </w:rPr>
+        <w:t xml:space="preserve"> The mola.gov.bh source document (L3018, Word format) was read through its native text layer - an independent extraction path from the corpus transcription's single geometric_rtl pass. Every PDPL article cited in the research note was verified against it. No divergence affecting a policy position.</w:t>
+      </w:r>
+    </w:p>
+    <w:p>
+      <w:pPr>
+        <w:pStyle w:val="ListParagraph"/>
+        <w:numPr>
+          <w:ilvl w:val="0"/>
+          <w:numId w:val="2"/>
+        </w:numPr>
+        <w:spacing w:after="70"/>
+      </w:pPr>
+      <w:r>
+        <w:rPr>
+          <w:rFonts w:ascii="Calibri" w:cs="Calibri" w:eastAsia="Calibri" w:hAnsi="Calibri"/>
+          <w:b/>
+          <w:bCs/>
+          <w:color w:val="333A45"/>
+          <w:sz w:val="21"/>
+          <w:szCs w:val="21"/>
+        </w:rPr>
+        <w:t xml:space="preserve">Orders 44, 45, 46 and 48.</w:t>
+      </w:r>
+      <w:r>
+        <w:rPr>
+          <w:rFonts w:ascii="Calibri" w:cs="Calibri" w:eastAsia="Calibri" w:hAnsi="Calibri"/>
+          <w:color w:val="333A45"/>
+          <w:sz w:val="21"/>
+          <w:szCs w:val="21"/>
+        </w:rPr>
+        <w:t xml:space="preserve"> The cited articles were read in the enacted Arabic from Gazette 3593's embedded text layer (pages 98-116), with the operative clauses confirmed visually against the page images. No divergence affecting a policy position. Precision notes and two new findings (Order 48's cookie-wall invalidity and withdrawal rules) are in the research note's 31 August addendum.</w:t>
+      </w:r>
+    </w:p>
+    <w:p>
+      <w:pPr>
+        <w:spacing w:after="110"/>
+      </w:pPr>
+      <w:r>
+        <w:rPr>
+          <w:rFonts w:ascii="Calibri" w:cs="Calibri" w:eastAsia="Calibri" w:hAnsi="Calibri"/>
+          <w:color w:val="333A45"/>
+          <w:sz w:val="21"/>
+          <w:szCs w:val="21"/>
+        </w:rPr>
+        <w:t xml:space="preserve">Section 9's counsel against batch transcription stands: these are targeted verifications of the cited articles, not full transcriptions. The translation files remain in the corpus at translation tier; what changed is that every citation that rests on them has now been checked against the enacted text. Order 48/2022 supersession and adequacy-record currency were closed 30 August 2026 (research note addendum).</w:t>
       </w:r>
     </w:p>
     <w:sectPr>
